--- a/comparision.docx
+++ b/comparision.docx
@@ -1,6 +1,6 @@
 
 <file path=word/document.xml><?xml version="1.0" encoding="utf-8"?>
-<w:document xmlns:wpc="http://schemas.microsoft.com/office/word/2010/wordprocessingCanvas" xmlns:cx="http://schemas.microsoft.com/office/drawing/2014/chartex" xmlns:cx1="http://schemas.microsoft.com/office/drawing/2015/9/8/chartex" xmlns:cx2="http://schemas.microsoft.com/office/drawing/2015/10/21/chartex" xmlns:cx3="http://schemas.microsoft.com/office/drawing/2016/5/9/chartex" xmlns:cx4="http://schemas.microsoft.com/office/drawing/2016/5/10/chartex" xmlns:cx5="http://schemas.microsoft.com/office/drawing/2016/5/11/chartex" xmlns:cx6="http://schemas.microsoft.com/office/drawing/2016/5/12/chartex" xmlns:cx7="http://schemas.microsoft.com/office/drawing/2016/5/13/chartex" xmlns:cx8="http://schemas.microsoft.com/office/drawing/2016/5/14/chartex" xmlns:mc="http://schemas.openxmlformats.org/markup-compatibility/2006" xmlns:aink="http://schemas.microsoft.com/office/drawing/2016/ink" xmlns:am3d="http://schemas.microsoft.com/office/drawing/2017/model3d" xmlns:o="urn:schemas-microsoft-com:office:office" xmlns:oel="http://schemas.microsoft.com/office/2019/extlst" xmlns:r="http://schemas.openxmlformats.org/officeDocument/2006/relationships" xmlns:m="http://schemas.openxmlformats.org/officeDocument/2006/math" xmlns:v="urn:schemas-microsoft-com:vml" xmlns:wp14="http://schemas.microsoft.com/office/word/2010/wordprocessingDrawing" xmlns:wp="http://schemas.openxmlformats.org/drawingml/2006/wordprocessingDrawing" xmlns:w10="urn:schemas-microsoft-com:office:word" xmlns:w="http://schemas.openxmlformats.org/wordprocessingml/2006/main" xmlns:w14="http://schemas.microsoft.com/office/word/2010/wordml" xmlns:w15="http://schemas.microsoft.com/office/word/2012/wordml" xmlns:w16cex="http://schemas.microsoft.com/office/word/2018/wordml/cex" xmlns:w16cid="http://schemas.microsoft.com/office/word/2016/wordml/cid" xmlns:w16="http://schemas.microsoft.com/office/word/2018/wordml" xmlns:w16du="http://schemas.microsoft.com/office/word/2023/wordml/word16du" xmlns:w16sdtdh="http://schemas.microsoft.com/office/word/2020/wordml/sdtdatahash" xmlns:w16sdtfl="http://schemas.microsoft.com/office/word/2024/wordml/sdtformatlock" xmlns:w16se="http://schemas.microsoft.com/office/word/2015/wordml/symex" xmlns:wpg="http://schemas.microsoft.com/office/word/2010/wordprocessingGroup" xmlns:wpi="http://schemas.microsoft.com/office/word/2010/wordprocessingInk" xmlns:wne="http://schemas.microsoft.com/office/word/2006/wordml" xmlns:wps="http://schemas.microsoft.com/office/word/2010/wordprocessingShape" mc:Ignorable="w14 w15 w16se w16cid w16 w16cex w16sdtdh w16sdtfl w16du wp14">
+<w:document xmlns:wpc="http://schemas.microsoft.com/office/word/2010/wordprocessingCanvas" xmlns:cx="http://schemas.microsoft.com/office/drawing/2014/chartex" xmlns:cx1="http://schemas.microsoft.com/office/drawing/2015/9/8/chartex" xmlns:mc="http://schemas.openxmlformats.org/markup-compatibility/2006" xmlns:o="urn:schemas-microsoft-com:office:office" xmlns:r="http://schemas.openxmlformats.org/officeDocument/2006/relationships" xmlns:m="http://schemas.openxmlformats.org/officeDocument/2006/math" xmlns:v="urn:schemas-microsoft-com:vml" xmlns:wp14="http://schemas.microsoft.com/office/word/2010/wordprocessingDrawing" xmlns:wp="http://schemas.openxmlformats.org/drawingml/2006/wordprocessingDrawing" xmlns:w10="urn:schemas-microsoft-com:office:word" xmlns:w="http://schemas.openxmlformats.org/wordprocessingml/2006/main" xmlns:w14="http://schemas.microsoft.com/office/word/2010/wordml" xmlns:w15="http://schemas.microsoft.com/office/word/2012/wordml" xmlns:w16se="http://schemas.microsoft.com/office/word/2015/wordml/symex" xmlns:wpg="http://schemas.microsoft.com/office/word/2010/wordprocessingGroup" xmlns:wpi="http://schemas.microsoft.com/office/word/2010/wordprocessingInk" xmlns:wne="http://schemas.microsoft.com/office/word/2006/wordml" xmlns:wps="http://schemas.microsoft.com/office/word/2010/wordprocessingShape" mc:Ignorable="w14 w15 w16se wp14">
   <w:body>
     <w:tbl>
       <w:tblPr>
@@ -1636,15 +1636,7 @@
         </w:numPr>
       </w:pPr>
       <w:r>
-        <w:t>Low-frequency -</w:t>
-      </w:r>
-      <w:proofErr w:type="gramStart"/>
-      <w:r>
-        <w:t>&gt;  semantic</w:t>
-      </w:r>
-      <w:proofErr w:type="gramEnd"/>
-      <w:r>
-        <w:t xml:space="preserve"> content  </w:t>
+        <w:t xml:space="preserve">Low-frequency -&gt;  semantic content  </w:t>
       </w:r>
     </w:p>
     <w:p>
@@ -1695,7 +1687,6 @@
         </w:numPr>
       </w:pPr>
       <w:r>
-        <w:lastRenderedPageBreak/>
         <w:t>Creates spatial attention maps from boundary information</w:t>
       </w:r>
     </w:p>
@@ -1708,6 +1699,7 @@
         </w:numPr>
       </w:pPr>
       <w:r>
+        <w:lastRenderedPageBreak/>
         <w:t>Uses cross-attention between decoder features and boundary-weighted encoder features</w:t>
       </w:r>
     </w:p>
@@ -1875,18 +1867,18 @@
         <w:tblLook w:val="04A0" w:firstRow="1" w:lastRow="0" w:firstColumn="1" w:lastColumn="0" w:noHBand="0" w:noVBand="1"/>
       </w:tblPr>
       <w:tblGrid>
-        <w:gridCol w:w="1168"/>
-        <w:gridCol w:w="1366"/>
-        <w:gridCol w:w="1351"/>
-        <w:gridCol w:w="1517"/>
-        <w:gridCol w:w="1273"/>
-        <w:gridCol w:w="1175"/>
-        <w:gridCol w:w="1175"/>
+        <w:gridCol w:w="1167"/>
+        <w:gridCol w:w="1365"/>
+        <w:gridCol w:w="1348"/>
+        <w:gridCol w:w="1513"/>
         <w:gridCol w:w="1271"/>
-        <w:gridCol w:w="1121"/>
-        <w:gridCol w:w="1022"/>
-        <w:gridCol w:w="1022"/>
-        <w:gridCol w:w="929"/>
+        <w:gridCol w:w="1173"/>
+        <w:gridCol w:w="1173"/>
+        <w:gridCol w:w="1269"/>
+        <w:gridCol w:w="1119"/>
+        <w:gridCol w:w="1021"/>
+        <w:gridCol w:w="1021"/>
+        <w:gridCol w:w="950"/>
       </w:tblGrid>
       <w:tr>
         <w:tc>
@@ -2799,6 +2791,7 @@
         </w:tabs>
       </w:pPr>
       <w:r>
+        <w:lastRenderedPageBreak/>
         <w:tab/>
       </w:r>
     </w:p>
@@ -2816,18 +2809,18 @@
         <w:tblLook w:val="04A0" w:firstRow="1" w:lastRow="0" w:firstColumn="1" w:lastColumn="0" w:noHBand="0" w:noVBand="1"/>
       </w:tblPr>
       <w:tblGrid>
-        <w:gridCol w:w="1168"/>
-        <w:gridCol w:w="1366"/>
-        <w:gridCol w:w="1351"/>
-        <w:gridCol w:w="1517"/>
-        <w:gridCol w:w="1273"/>
-        <w:gridCol w:w="1175"/>
-        <w:gridCol w:w="1175"/>
+        <w:gridCol w:w="1167"/>
+        <w:gridCol w:w="1363"/>
+        <w:gridCol w:w="1348"/>
+        <w:gridCol w:w="1514"/>
         <w:gridCol w:w="1271"/>
-        <w:gridCol w:w="1121"/>
-        <w:gridCol w:w="1022"/>
-        <w:gridCol w:w="1022"/>
-        <w:gridCol w:w="929"/>
+        <w:gridCol w:w="1173"/>
+        <w:gridCol w:w="1173"/>
+        <w:gridCol w:w="1269"/>
+        <w:gridCol w:w="1120"/>
+        <w:gridCol w:w="1021"/>
+        <w:gridCol w:w="1021"/>
+        <w:gridCol w:w="950"/>
       </w:tblGrid>
       <w:tr>
         <w:tc>
@@ -3333,10 +3326,7 @@
           </w:tcPr>
           <w:p>
             <w:r>
-              <w:t>92.</w:t>
-            </w:r>
-            <w:r>
-              <w:t>58</w:t>
+              <w:t>92.58</w:t>
             </w:r>
           </w:p>
         </w:tc>
@@ -3346,10 +3336,7 @@
           </w:tcPr>
           <w:p>
             <w:r>
-              <w:t>86.</w:t>
-            </w:r>
-            <w:r>
-              <w:t>41</w:t>
+              <w:t>86.41</w:t>
             </w:r>
           </w:p>
         </w:tc>
@@ -3359,10 +3346,7 @@
           </w:tcPr>
           <w:p>
             <w:r>
-              <w:t>95.</w:t>
-            </w:r>
-            <w:r>
-              <w:t>31</w:t>
+              <w:t>95.31</w:t>
             </w:r>
           </w:p>
         </w:tc>
@@ -3460,6 +3444,157 @@
               </w:rPr>
               <w:t>1370</w:t>
             </w:r>
+          </w:p>
+        </w:tc>
+      </w:tr>
+      <w:tr>
+        <w:tc>
+          <w:tcPr>
+            <w:tcW w:w="1168" w:type="dxa"/>
+          </w:tcPr>
+          <w:p/>
+        </w:tc>
+        <w:tc>
+          <w:tcPr>
+            <w:tcW w:w="1366" w:type="dxa"/>
+          </w:tcPr>
+          <w:p>
+            <w:r>
+              <w:t>92.30</w:t>
+            </w:r>
+          </w:p>
+        </w:tc>
+        <w:tc>
+          <w:tcPr>
+            <w:tcW w:w="1351" w:type="dxa"/>
+          </w:tcPr>
+          <w:p>
+            <w:r>
+              <w:t>85.71</w:t>
+            </w:r>
+          </w:p>
+        </w:tc>
+        <w:tc>
+          <w:tcPr>
+            <w:tcW w:w="1517" w:type="dxa"/>
+          </w:tcPr>
+          <w:p>
+            <w:r>
+              <w:t>95.48</w:t>
+            </w:r>
+          </w:p>
+        </w:tc>
+        <w:tc>
+          <w:tcPr>
+            <w:tcW w:w="1273" w:type="dxa"/>
+          </w:tcPr>
+          <w:p>
+            <w:r>
+              <w:t>91.3</w:t>
+            </w:r>
+          </w:p>
+        </w:tc>
+        <w:tc>
+          <w:tcPr>
+            <w:tcW w:w="1175" w:type="dxa"/>
+          </w:tcPr>
+          <w:p>
+            <w:pPr>
+              <w:rPr>
+                <w:b/>
+                <w:bCs/>
+              </w:rPr>
+            </w:pPr>
+            <w:r>
+              <w:rPr>
+                <w:b/>
+                <w:bCs/>
+              </w:rPr>
+              <w:t>91.11</w:t>
+            </w:r>
+          </w:p>
+        </w:tc>
+        <w:tc>
+          <w:tcPr>
+            <w:tcW w:w="1175" w:type="dxa"/>
+          </w:tcPr>
+          <w:p>
+            <w:r>
+              <w:t>83.67</w:t>
+            </w:r>
+          </w:p>
+        </w:tc>
+        <w:tc>
+          <w:tcPr>
+            <w:tcW w:w="1271" w:type="dxa"/>
+          </w:tcPr>
+          <w:p>
+            <w:r>
+              <w:t>82.38</w:t>
+            </w:r>
+          </w:p>
+        </w:tc>
+        <w:tc>
+          <w:tcPr>
+            <w:tcW w:w="1121" w:type="dxa"/>
+          </w:tcPr>
+          <w:p>
+            <w:r>
+              <w:t>72.64</w:t>
+            </w:r>
+          </w:p>
+        </w:tc>
+        <w:tc>
+          <w:tcPr>
+            <w:tcW w:w="1022" w:type="dxa"/>
+          </w:tcPr>
+          <w:p>
+            <w:pPr>
+              <w:rPr>
+                <w:b/>
+                <w:bCs/>
+              </w:rPr>
+            </w:pPr>
+            <w:r>
+              <w:rPr>
+                <w:b/>
+                <w:bCs/>
+              </w:rPr>
+              <w:t>84.96</w:t>
+            </w:r>
+          </w:p>
+        </w:tc>
+        <w:tc>
+          <w:tcPr>
+            <w:tcW w:w="1022" w:type="dxa"/>
+          </w:tcPr>
+          <w:p>
+            <w:pPr>
+              <w:rPr>
+                <w:b/>
+                <w:bCs/>
+              </w:rPr>
+            </w:pPr>
+            <w:r>
+              <w:rPr>
+                <w:b/>
+                <w:bCs/>
+              </w:rPr>
+              <w:t>73.85</w:t>
+            </w:r>
+          </w:p>
+        </w:tc>
+        <w:tc>
+          <w:tcPr>
+            <w:tcW w:w="929" w:type="dxa"/>
+          </w:tcPr>
+          <w:p>
+            <w:pPr>
+              <w:rPr>
+                <w:b/>
+                <w:bCs/>
+              </w:rPr>
+            </w:pPr>
           </w:p>
         </w:tc>
       </w:tr>
@@ -3470,11 +3605,12 @@
           <w:tab w:val="left" w:pos="2627"/>
         </w:tabs>
         <w:rPr>
-          <w:rFonts w:hint="cs"/>
           <w:rtl/>
           <w:lang w:bidi="fa-IR"/>
         </w:rPr>
       </w:pPr>
+      <w:bookmarkStart w:id="0" w:name="_GoBack"/>
+      <w:bookmarkEnd w:id="0"/>
     </w:p>
     <w:sectPr>
       <w:pgSz w:w="15840" w:h="12240" w:orient="landscape"/>
@@ -3487,7 +3623,7 @@
 </file>
 
 <file path=word/numbering.xml><?xml version="1.0" encoding="utf-8"?>
-<w:numbering xmlns:wpc="http://schemas.microsoft.com/office/word/2010/wordprocessingCanvas" xmlns:cx="http://schemas.microsoft.com/office/drawing/2014/chartex" xmlns:cx1="http://schemas.microsoft.com/office/drawing/2015/9/8/chartex" xmlns:cx2="http://schemas.microsoft.com/office/drawing/2015/10/21/chartex" xmlns:cx3="http://schemas.microsoft.com/office/drawing/2016/5/9/chartex" xmlns:cx4="http://schemas.microsoft.com/office/drawing/2016/5/10/chartex" xmlns:cx5="http://schemas.microsoft.com/office/drawing/2016/5/11/chartex" xmlns:cx6="http://schemas.microsoft.com/office/drawing/2016/5/12/chartex" xmlns:cx7="http://schemas.microsoft.com/office/drawing/2016/5/13/chartex" xmlns:cx8="http://schemas.microsoft.com/office/drawing/2016/5/14/chartex" xmlns:mc="http://schemas.openxmlformats.org/markup-compatibility/2006" xmlns:aink="http://schemas.microsoft.com/office/drawing/2016/ink" xmlns:am3d="http://schemas.microsoft.com/office/drawing/2017/model3d" xmlns:o="urn:schemas-microsoft-com:office:office" xmlns:oel="http://schemas.microsoft.com/office/2019/extlst" xmlns:r="http://schemas.openxmlformats.org/officeDocument/2006/relationships" xmlns:m="http://schemas.openxmlformats.org/officeDocument/2006/math" xmlns:v="urn:schemas-microsoft-com:vml" xmlns:wp14="http://schemas.microsoft.com/office/word/2010/wordprocessingDrawing" xmlns:wp="http://schemas.openxmlformats.org/drawingml/2006/wordprocessingDrawing" xmlns:w10="urn:schemas-microsoft-com:office:word" xmlns:w="http://schemas.openxmlformats.org/wordprocessingml/2006/main" xmlns:w14="http://schemas.microsoft.com/office/word/2010/wordml" xmlns:w15="http://schemas.microsoft.com/office/word/2012/wordml" xmlns:w16cex="http://schemas.microsoft.com/office/word/2018/wordml/cex" xmlns:w16cid="http://schemas.microsoft.com/office/word/2016/wordml/cid" xmlns:w16="http://schemas.microsoft.com/office/word/2018/wordml" xmlns:w16du="http://schemas.microsoft.com/office/word/2023/wordml/word16du" xmlns:w16sdtdh="http://schemas.microsoft.com/office/word/2020/wordml/sdtdatahash" xmlns:w16sdtfl="http://schemas.microsoft.com/office/word/2024/wordml/sdtformatlock" xmlns:w16se="http://schemas.microsoft.com/office/word/2015/wordml/symex" xmlns:wpg="http://schemas.microsoft.com/office/word/2010/wordprocessingGroup" xmlns:wpi="http://schemas.microsoft.com/office/word/2010/wordprocessingInk" xmlns:wne="http://schemas.microsoft.com/office/word/2006/wordml" xmlns:wps="http://schemas.microsoft.com/office/word/2010/wordprocessingShape" mc:Ignorable="w14 w15 w16se w16cid w16 w16cex w16sdtdh w16sdtfl w16du wp14">
+<w:numbering xmlns:wpc="http://schemas.microsoft.com/office/word/2010/wordprocessingCanvas" xmlns:cx="http://schemas.microsoft.com/office/drawing/2014/chartex" xmlns:cx1="http://schemas.microsoft.com/office/drawing/2015/9/8/chartex" xmlns:mc="http://schemas.openxmlformats.org/markup-compatibility/2006" xmlns:o="urn:schemas-microsoft-com:office:office" xmlns:r="http://schemas.openxmlformats.org/officeDocument/2006/relationships" xmlns:m="http://schemas.openxmlformats.org/officeDocument/2006/math" xmlns:v="urn:schemas-microsoft-com:vml" xmlns:wp14="http://schemas.microsoft.com/office/word/2010/wordprocessingDrawing" xmlns:wp="http://schemas.openxmlformats.org/drawingml/2006/wordprocessingDrawing" xmlns:w10="urn:schemas-microsoft-com:office:word" xmlns:w="http://schemas.openxmlformats.org/wordprocessingml/2006/main" xmlns:w14="http://schemas.microsoft.com/office/word/2010/wordml" xmlns:w15="http://schemas.microsoft.com/office/word/2012/wordml" xmlns:w16se="http://schemas.microsoft.com/office/word/2015/wordml/symex" xmlns:wpg="http://schemas.microsoft.com/office/word/2010/wordprocessingGroup" xmlns:wpi="http://schemas.microsoft.com/office/word/2010/wordprocessingInk" xmlns:wne="http://schemas.microsoft.com/office/word/2006/wordml" xmlns:wps="http://schemas.microsoft.com/office/word/2010/wordprocessingShape" mc:Ignorable="w14 w15 w16se wp14">
   <w:abstractNum w:abstractNumId="0" w15:restartNumberingAfterBreak="0">
     <w:nsid w:val="0AF100AA"/>
     <w:multiLevelType w:val="multilevel"/>
@@ -3839,20 +3975,20 @@
       </w:rPr>
     </w:lvl>
   </w:abstractNum>
-  <w:num w:numId="1" w16cid:durableId="1227494119">
+  <w:num w:numId="1">
     <w:abstractNumId w:val="1"/>
   </w:num>
-  <w:num w:numId="2" w16cid:durableId="323171677">
+  <w:num w:numId="2">
     <w:abstractNumId w:val="2"/>
   </w:num>
-  <w:num w:numId="3" w16cid:durableId="942542487">
+  <w:num w:numId="3">
     <w:abstractNumId w:val="0"/>
   </w:num>
 </w:numbering>
 </file>
 
 <file path=word/styles.xml><?xml version="1.0" encoding="utf-8"?>
-<w:styles xmlns:mc="http://schemas.openxmlformats.org/markup-compatibility/2006" xmlns:r="http://schemas.openxmlformats.org/officeDocument/2006/relationships" xmlns:w="http://schemas.openxmlformats.org/wordprocessingml/2006/main" xmlns:w14="http://schemas.microsoft.com/office/word/2010/wordml" xmlns:w15="http://schemas.microsoft.com/office/word/2012/wordml" xmlns:w16cex="http://schemas.microsoft.com/office/word/2018/wordml/cex" xmlns:w16cid="http://schemas.microsoft.com/office/word/2016/wordml/cid" xmlns:w16="http://schemas.microsoft.com/office/word/2018/wordml" xmlns:w16du="http://schemas.microsoft.com/office/word/2023/wordml/word16du" xmlns:w16sdtdh="http://schemas.microsoft.com/office/word/2020/wordml/sdtdatahash" xmlns:w16sdtfl="http://schemas.microsoft.com/office/word/2024/wordml/sdtformatlock" xmlns:w16se="http://schemas.microsoft.com/office/word/2015/wordml/symex" mc:Ignorable="w14 w15 w16se w16cid w16 w16cex w16sdtdh w16sdtfl w16du">
+<w:styles xmlns:mc="http://schemas.openxmlformats.org/markup-compatibility/2006" xmlns:r="http://schemas.openxmlformats.org/officeDocument/2006/relationships" xmlns:w="http://schemas.openxmlformats.org/wordprocessingml/2006/main" xmlns:w14="http://schemas.microsoft.com/office/word/2010/wordml" xmlns:w15="http://schemas.microsoft.com/office/word/2012/wordml" xmlns:w16se="http://schemas.microsoft.com/office/word/2015/wordml/symex" mc:Ignorable="w14 w15 w16se">
   <w:docDefaults>
     <w:rPrDefault>
       <w:rPr>
@@ -3870,7 +4006,7 @@
       </w:pPr>
     </w:pPrDefault>
   </w:docDefaults>
-  <w:latentStyles w:defLockedState="0" w:defUIPriority="99" w:defSemiHidden="0" w:defUnhideWhenUsed="0" w:defQFormat="0" w:count="376">
+  <w:latentStyles w:defLockedState="0" w:defUIPriority="99" w:defSemiHidden="0" w:defUnhideWhenUsed="0" w:defQFormat="0" w:count="371">
     <w:lsdException w:name="Normal" w:uiPriority="0" w:qFormat="1"/>
     <w:lsdException w:name="heading 1" w:uiPriority="9" w:qFormat="1"/>
     <w:lsdException w:name="heading 2" w:semiHidden="1" w:uiPriority="9" w:unhideWhenUsed="1" w:qFormat="1"/>
@@ -4242,11 +4378,6 @@
     <w:lsdException w:name="List Table 5 Dark Accent 6" w:uiPriority="50"/>
     <w:lsdException w:name="List Table 6 Colorful Accent 6" w:uiPriority="51"/>
     <w:lsdException w:name="List Table 7 Colorful Accent 6" w:uiPriority="52"/>
-    <w:lsdException w:name="Mention" w:semiHidden="1" w:unhideWhenUsed="1"/>
-    <w:lsdException w:name="Smart Hyperlink" w:semiHidden="1" w:unhideWhenUsed="1"/>
-    <w:lsdException w:name="Hashtag" w:semiHidden="1" w:unhideWhenUsed="1"/>
-    <w:lsdException w:name="Unresolved Mention" w:semiHidden="1" w:unhideWhenUsed="1"/>
-    <w:lsdException w:name="Smart Link" w:semiHidden="1" w:unhideWhenUsed="1"/>
   </w:latentStyles>
   <w:style w:type="paragraph" w:default="1" w:styleId="Normal">
     <w:name w:val="Normal"/>
